--- a/The complete endpoint and body for note taking app.docx
+++ b/The complete endpoint and body for note taking app.docx
@@ -1178,32 +1178,32 @@
           <w:sz w:val="28"/>
           <w:szCs w:val="28"/>
         </w:rPr>
-        <w:t>📁</w:t>
-      </w:r>
-      <w:r>
-        <w:rPr>
-          <w:rFonts w:ascii="Bahnschrift" w:hAnsi="Bahnschrift"/>
-          <w:sz w:val="28"/>
-          <w:szCs w:val="28"/>
-        </w:rPr>
-        <w:t xml:space="preserve"> CATEGORY ENDPOINTS</w:t>
-      </w:r>
-    </w:p>
-    <w:p>
-      <w:pPr>
-        <w:rPr>
-          <w:rFonts w:ascii="Bahnschrift" w:hAnsi="Bahnschrift"/>
-          <w:sz w:val="28"/>
-          <w:szCs w:val="28"/>
-        </w:rPr>
-      </w:pPr>
-      <w:r>
-        <w:rPr>
-          <w:rFonts w:ascii="Bahnschrift" w:hAnsi="Bahnschrift"/>
-          <w:sz w:val="28"/>
-          <w:szCs w:val="28"/>
-        </w:rPr>
-        <w:t>5. Create Category</w:t>
+        <w:t>📝</w:t>
+      </w:r>
+      <w:r>
+        <w:rPr>
+          <w:rFonts w:ascii="Bahnschrift" w:hAnsi="Bahnschrift"/>
+          <w:sz w:val="28"/>
+          <w:szCs w:val="28"/>
+        </w:rPr>
+        <w:t xml:space="preserve"> NOTES ENDPOINTS</w:t>
+      </w:r>
+    </w:p>
+    <w:p>
+      <w:pPr>
+        <w:rPr>
+          <w:rFonts w:ascii="Bahnschrift" w:hAnsi="Bahnschrift"/>
+          <w:sz w:val="28"/>
+          <w:szCs w:val="28"/>
+        </w:rPr>
+      </w:pPr>
+      <w:r>
+        <w:rPr>
+          <w:rFonts w:ascii="Bahnschrift" w:hAnsi="Bahnschrift"/>
+          <w:sz w:val="28"/>
+          <w:szCs w:val="28"/>
+        </w:rPr>
+        <w:t>10. Create Note</w:t>
       </w:r>
     </w:p>
     <w:p>
@@ -1246,7 +1246,7 @@
           <w:sz w:val="28"/>
           <w:szCs w:val="28"/>
         </w:rPr>
-        <w:t>URL: http://localhost:5000/api/categories</w:t>
+        <w:t>URL: http://localhost:5000/api/notes</w:t>
       </w:r>
     </w:p>
     <w:p>
@@ -1344,7 +1344,7 @@
           <w:sz w:val="28"/>
           <w:szCs w:val="28"/>
         </w:rPr>
-        <w:t>name</w:t>
+        <w:t>title</w:t>
       </w:r>
       <w:proofErr w:type="gramEnd"/>
       <w:r>
@@ -1353,7 +1353,7 @@
           <w:sz w:val="28"/>
           <w:szCs w:val="28"/>
         </w:rPr>
-        <w:t>": "Work",</w:t>
+        <w:t>": "My First Note",</w:t>
       </w:r>
     </w:p>
     <w:p>
@@ -1388,7 +1388,77 @@
           <w:sz w:val="28"/>
           <w:szCs w:val="28"/>
         </w:rPr>
-        <w:t>": "Work related notes"</w:t>
+        <w:t>": "This is my note content",</w:t>
+      </w:r>
+    </w:p>
+    <w:p>
+      <w:pPr>
+        <w:rPr>
+          <w:rFonts w:ascii="Bahnschrift" w:hAnsi="Bahnschrift"/>
+          <w:sz w:val="28"/>
+          <w:szCs w:val="28"/>
+        </w:rPr>
+      </w:pPr>
+      <w:r>
+        <w:rPr>
+          <w:rFonts w:ascii="Bahnschrift" w:hAnsi="Bahnschrift"/>
+          <w:sz w:val="28"/>
+          <w:szCs w:val="28"/>
+        </w:rPr>
+        <w:t xml:space="preserve">  "</w:t>
+      </w:r>
+      <w:proofErr w:type="gramStart"/>
+      <w:r>
+        <w:rPr>
+          <w:rFonts w:ascii="Bahnschrift" w:hAnsi="Bahnschrift"/>
+          <w:sz w:val="28"/>
+          <w:szCs w:val="28"/>
+        </w:rPr>
+        <w:t>date</w:t>
+      </w:r>
+      <w:proofErr w:type="gramEnd"/>
+      <w:r>
+        <w:rPr>
+          <w:rFonts w:ascii="Bahnschrift" w:hAnsi="Bahnschrift"/>
+          <w:sz w:val="28"/>
+          <w:szCs w:val="28"/>
+        </w:rPr>
+        <w:t>": "2026-03-08",</w:t>
+      </w:r>
+    </w:p>
+    <w:p>
+      <w:pPr>
+        <w:rPr>
+          <w:rFonts w:ascii="Bahnschrift" w:hAnsi="Bahnschrift"/>
+          <w:sz w:val="28"/>
+          <w:szCs w:val="28"/>
+        </w:rPr>
+      </w:pPr>
+      <w:r>
+        <w:rPr>
+          <w:rFonts w:ascii="Bahnschrift" w:hAnsi="Bahnschrift"/>
+          <w:sz w:val="28"/>
+          <w:szCs w:val="28"/>
+        </w:rPr>
+        <w:t xml:space="preserve">  "</w:t>
+      </w:r>
+      <w:proofErr w:type="gramStart"/>
+      <w:r>
+        <w:rPr>
+          <w:rFonts w:ascii="Bahnschrift" w:hAnsi="Bahnschrift"/>
+          <w:sz w:val="28"/>
+          <w:szCs w:val="28"/>
+        </w:rPr>
+        <w:t>category</w:t>
+      </w:r>
+      <w:proofErr w:type="gramEnd"/>
+      <w:r>
+        <w:rPr>
+          <w:rFonts w:ascii="Bahnschrift" w:hAnsi="Bahnschrift"/>
+          <w:sz w:val="28"/>
+          <w:szCs w:val="28"/>
+        </w:rPr>
+        <w:t>": "paste-category-id-here"</w:t>
       </w:r>
     </w:p>
     <w:p>
@@ -1427,54 +1497,11 @@
       </w:pPr>
       <w:r>
         <w:rPr>
-          <w:rFonts w:ascii="Segoe UI Symbol" w:hAnsi="Segoe UI Symbol" w:cs="Segoe UI Symbol"/>
-          <w:sz w:val="28"/>
-          <w:szCs w:val="28"/>
-        </w:rPr>
-        <w:t>📌</w:t>
-      </w:r>
-      <w:r>
-        <w:rPr>
-          <w:rFonts w:ascii="Bahnschrift" w:hAnsi="Bahnschrift"/>
-          <w:sz w:val="28"/>
-          <w:szCs w:val="28"/>
-        </w:rPr>
-        <w:t xml:space="preserve"> Copy the category _id from response!</w:t>
-      </w:r>
-    </w:p>
-    <w:p>
-      <w:pPr>
-        <w:rPr>
-          <w:rFonts w:ascii="Bahnschrift" w:hAnsi="Bahnschrift"/>
-          <w:sz w:val="28"/>
-          <w:szCs w:val="28"/>
-        </w:rPr>
-      </w:pPr>
-    </w:p>
-    <w:p>
-      <w:pPr>
-        <w:rPr>
-          <w:rFonts w:ascii="Bahnschrift" w:hAnsi="Bahnschrift"/>
-          <w:sz w:val="28"/>
-          <w:szCs w:val="28"/>
-        </w:rPr>
-      </w:pPr>
-    </w:p>
-    <w:p>
-      <w:pPr>
-        <w:rPr>
-          <w:rFonts w:ascii="Bahnschrift" w:hAnsi="Bahnschrift"/>
-          <w:sz w:val="28"/>
-          <w:szCs w:val="28"/>
-        </w:rPr>
-      </w:pPr>
-      <w:r>
-        <w:rPr>
-          <w:rFonts w:ascii="Bahnschrift" w:hAnsi="Bahnschrift"/>
-          <w:sz w:val="28"/>
-          <w:szCs w:val="28"/>
-        </w:rPr>
-        <w:t>6. Get All Categories</w:t>
+          <w:rFonts w:ascii="Bahnschrift" w:hAnsi="Bahnschrift"/>
+          <w:sz w:val="28"/>
+          <w:szCs w:val="28"/>
+        </w:rPr>
+        <w:t>11. Get All Notes</w:t>
       </w:r>
     </w:p>
     <w:p>
@@ -1517,7 +1544,7 @@
           <w:sz w:val="28"/>
           <w:szCs w:val="28"/>
         </w:rPr>
-        <w:t>URL: http://localhost:5000/api/categories</w:t>
+        <w:t>URL: http://localhost:5000/api/notes</w:t>
       </w:r>
     </w:p>
     <w:p>
@@ -1586,7 +1613,7 @@
           <w:sz w:val="28"/>
           <w:szCs w:val="28"/>
         </w:rPr>
-        <w:t>7. Get Single Category</w:t>
+        <w:t>12. Get Single Note</w:t>
       </w:r>
     </w:p>
     <w:p>
@@ -1629,7 +1656,7 @@
           <w:sz w:val="28"/>
           <w:szCs w:val="28"/>
         </w:rPr>
-        <w:t>URL: http://localhost:5000/api/categories/:id</w:t>
+        <w:t>URL: http://localhost:5000/api/notes/:id</w:t>
       </w:r>
     </w:p>
     <w:p>
@@ -1680,42 +1707,301 @@
           <w:sz w:val="28"/>
           <w:szCs w:val="28"/>
         </w:rPr>
-        <w:t>Example: http://localhost:5000/api/categories/69aa6c73b82a742b0aa792b3</w:t>
-      </w:r>
-    </w:p>
-    <w:p>
-      <w:pPr>
-        <w:rPr>
-          <w:rFonts w:ascii="Bahnschrift" w:hAnsi="Bahnschrift"/>
-          <w:sz w:val="28"/>
-          <w:szCs w:val="28"/>
-        </w:rPr>
-      </w:pPr>
-    </w:p>
-    <w:p>
-      <w:pPr>
-        <w:rPr>
-          <w:rFonts w:ascii="Bahnschrift" w:hAnsi="Bahnschrift"/>
-          <w:sz w:val="28"/>
-          <w:szCs w:val="28"/>
-        </w:rPr>
-      </w:pPr>
-    </w:p>
-    <w:p>
-      <w:pPr>
-        <w:rPr>
-          <w:rFonts w:ascii="Bahnschrift" w:hAnsi="Bahnschrift"/>
-          <w:sz w:val="28"/>
-          <w:szCs w:val="28"/>
-        </w:rPr>
-      </w:pPr>
-      <w:r>
-        <w:rPr>
-          <w:rFonts w:ascii="Bahnschrift" w:hAnsi="Bahnschrift"/>
-          <w:sz w:val="28"/>
-          <w:szCs w:val="28"/>
-        </w:rPr>
-        <w:t>8. Update Category</w:t>
+        <w:t>Example: http://localhost:5000/api/notes/69aa6c73b82a742b0aa792b3</w:t>
+      </w:r>
+    </w:p>
+    <w:p>
+      <w:pPr>
+        <w:rPr>
+          <w:rFonts w:ascii="Bahnschrift" w:hAnsi="Bahnschrift"/>
+          <w:sz w:val="28"/>
+          <w:szCs w:val="28"/>
+        </w:rPr>
+      </w:pPr>
+    </w:p>
+    <w:p>
+      <w:pPr>
+        <w:rPr>
+          <w:rFonts w:ascii="Bahnschrift" w:hAnsi="Bahnschrift"/>
+          <w:sz w:val="28"/>
+          <w:szCs w:val="28"/>
+        </w:rPr>
+      </w:pPr>
+    </w:p>
+    <w:p>
+      <w:pPr>
+        <w:rPr>
+          <w:rFonts w:ascii="Bahnschrift" w:hAnsi="Bahnschrift"/>
+          <w:sz w:val="28"/>
+          <w:szCs w:val="28"/>
+        </w:rPr>
+      </w:pPr>
+      <w:r>
+        <w:rPr>
+          <w:rFonts w:ascii="Bahnschrift" w:hAnsi="Bahnschrift"/>
+          <w:sz w:val="28"/>
+          <w:szCs w:val="28"/>
+        </w:rPr>
+        <w:t>13. Search Notes by Title</w:t>
+      </w:r>
+    </w:p>
+    <w:p>
+      <w:pPr>
+        <w:rPr>
+          <w:rFonts w:ascii="Bahnschrift" w:hAnsi="Bahnschrift"/>
+          <w:sz w:val="28"/>
+          <w:szCs w:val="28"/>
+        </w:rPr>
+      </w:pPr>
+    </w:p>
+    <w:p>
+      <w:pPr>
+        <w:rPr>
+          <w:rFonts w:ascii="Bahnschrift" w:hAnsi="Bahnschrift"/>
+          <w:sz w:val="28"/>
+          <w:szCs w:val="28"/>
+        </w:rPr>
+      </w:pPr>
+      <w:r>
+        <w:rPr>
+          <w:rFonts w:ascii="Bahnschrift" w:hAnsi="Bahnschrift"/>
+          <w:sz w:val="28"/>
+          <w:szCs w:val="28"/>
+        </w:rPr>
+        <w:t>Method: GET</w:t>
+      </w:r>
+    </w:p>
+    <w:p>
+      <w:pPr>
+        <w:rPr>
+          <w:rFonts w:ascii="Bahnschrift" w:hAnsi="Bahnschrift"/>
+          <w:sz w:val="28"/>
+          <w:szCs w:val="28"/>
+        </w:rPr>
+      </w:pPr>
+      <w:r>
+        <w:rPr>
+          <w:rFonts w:ascii="Bahnschrift" w:hAnsi="Bahnschrift"/>
+          <w:sz w:val="28"/>
+          <w:szCs w:val="28"/>
+        </w:rPr>
+        <w:t>URL: http://localhost:5000/api/notes?search=word</w:t>
+      </w:r>
+    </w:p>
+    <w:p>
+      <w:pPr>
+        <w:rPr>
+          <w:rFonts w:ascii="Bahnschrift" w:hAnsi="Bahnschrift"/>
+          <w:sz w:val="28"/>
+          <w:szCs w:val="28"/>
+        </w:rPr>
+      </w:pPr>
+      <w:r>
+        <w:rPr>
+          <w:rFonts w:ascii="Bahnschrift" w:hAnsi="Bahnschrift"/>
+          <w:sz w:val="28"/>
+          <w:szCs w:val="28"/>
+        </w:rPr>
+        <w:t>Authorization: Bearer Token</w:t>
+      </w:r>
+    </w:p>
+    <w:p>
+      <w:pPr>
+        <w:rPr>
+          <w:rFonts w:ascii="Bahnschrift" w:hAnsi="Bahnschrift"/>
+          <w:sz w:val="28"/>
+          <w:szCs w:val="28"/>
+        </w:rPr>
+      </w:pPr>
+      <w:r>
+        <w:rPr>
+          <w:rFonts w:ascii="Bahnschrift" w:hAnsi="Bahnschrift"/>
+          <w:sz w:val="28"/>
+          <w:szCs w:val="28"/>
+        </w:rPr>
+        <w:t>No body needed</w:t>
+      </w:r>
+    </w:p>
+    <w:p>
+      <w:pPr>
+        <w:rPr>
+          <w:rFonts w:ascii="Bahnschrift" w:hAnsi="Bahnschrift"/>
+          <w:sz w:val="28"/>
+          <w:szCs w:val="28"/>
+        </w:rPr>
+      </w:pPr>
+      <w:r>
+        <w:rPr>
+          <w:rFonts w:ascii="Bahnschrift" w:hAnsi="Bahnschrift"/>
+          <w:sz w:val="28"/>
+          <w:szCs w:val="28"/>
+        </w:rPr>
+        <w:t>Example: http://localhost:5000/api/notes?search=meeting</w:t>
+      </w:r>
+    </w:p>
+    <w:p>
+      <w:pPr>
+        <w:rPr>
+          <w:rFonts w:ascii="Bahnschrift" w:hAnsi="Bahnschrift"/>
+          <w:sz w:val="28"/>
+          <w:szCs w:val="28"/>
+        </w:rPr>
+      </w:pPr>
+    </w:p>
+    <w:p>
+      <w:pPr>
+        <w:rPr>
+          <w:rFonts w:ascii="Bahnschrift" w:hAnsi="Bahnschrift"/>
+          <w:sz w:val="28"/>
+          <w:szCs w:val="28"/>
+        </w:rPr>
+      </w:pPr>
+    </w:p>
+    <w:p>
+      <w:pPr>
+        <w:rPr>
+          <w:rFonts w:ascii="Bahnschrift" w:hAnsi="Bahnschrift"/>
+          <w:sz w:val="28"/>
+          <w:szCs w:val="28"/>
+        </w:rPr>
+      </w:pPr>
+      <w:r>
+        <w:rPr>
+          <w:rFonts w:ascii="Bahnschrift" w:hAnsi="Bahnschrift"/>
+          <w:sz w:val="28"/>
+          <w:szCs w:val="28"/>
+        </w:rPr>
+        <w:t>14. Filter Notes by Category</w:t>
+      </w:r>
+    </w:p>
+    <w:p>
+      <w:pPr>
+        <w:rPr>
+          <w:rFonts w:ascii="Bahnschrift" w:hAnsi="Bahnschrift"/>
+          <w:sz w:val="28"/>
+          <w:szCs w:val="28"/>
+        </w:rPr>
+      </w:pPr>
+    </w:p>
+    <w:p>
+      <w:pPr>
+        <w:rPr>
+          <w:rFonts w:ascii="Bahnschrift" w:hAnsi="Bahnschrift"/>
+          <w:sz w:val="28"/>
+          <w:szCs w:val="28"/>
+        </w:rPr>
+      </w:pPr>
+      <w:r>
+        <w:rPr>
+          <w:rFonts w:ascii="Bahnschrift" w:hAnsi="Bahnschrift"/>
+          <w:sz w:val="28"/>
+          <w:szCs w:val="28"/>
+        </w:rPr>
+        <w:t>Method: GET</w:t>
+      </w:r>
+    </w:p>
+    <w:p>
+      <w:pPr>
+        <w:rPr>
+          <w:rFonts w:ascii="Bahnschrift" w:hAnsi="Bahnschrift"/>
+          <w:sz w:val="28"/>
+          <w:szCs w:val="28"/>
+        </w:rPr>
+      </w:pPr>
+      <w:r>
+        <w:rPr>
+          <w:rFonts w:ascii="Bahnschrift" w:hAnsi="Bahnschrift"/>
+          <w:sz w:val="28"/>
+          <w:szCs w:val="28"/>
+        </w:rPr>
+        <w:t>URL: http://localhost:5000/api/notes?category=id</w:t>
+      </w:r>
+    </w:p>
+    <w:p>
+      <w:pPr>
+        <w:rPr>
+          <w:rFonts w:ascii="Bahnschrift" w:hAnsi="Bahnschrift"/>
+          <w:sz w:val="28"/>
+          <w:szCs w:val="28"/>
+        </w:rPr>
+      </w:pPr>
+      <w:r>
+        <w:rPr>
+          <w:rFonts w:ascii="Bahnschrift" w:hAnsi="Bahnschrift"/>
+          <w:sz w:val="28"/>
+          <w:szCs w:val="28"/>
+        </w:rPr>
+        <w:t>Authorization: Bearer Token</w:t>
+      </w:r>
+    </w:p>
+    <w:p>
+      <w:pPr>
+        <w:rPr>
+          <w:rFonts w:ascii="Bahnschrift" w:hAnsi="Bahnschrift"/>
+          <w:sz w:val="28"/>
+          <w:szCs w:val="28"/>
+        </w:rPr>
+      </w:pPr>
+      <w:r>
+        <w:rPr>
+          <w:rFonts w:ascii="Bahnschrift" w:hAnsi="Bahnschrift"/>
+          <w:sz w:val="28"/>
+          <w:szCs w:val="28"/>
+        </w:rPr>
+        <w:t>No body needed</w:t>
+      </w:r>
+    </w:p>
+    <w:p>
+      <w:pPr>
+        <w:rPr>
+          <w:rFonts w:ascii="Bahnschrift" w:hAnsi="Bahnschrift"/>
+          <w:sz w:val="28"/>
+          <w:szCs w:val="28"/>
+        </w:rPr>
+      </w:pPr>
+      <w:r>
+        <w:rPr>
+          <w:rFonts w:ascii="Bahnschrift" w:hAnsi="Bahnschrift"/>
+          <w:sz w:val="28"/>
+          <w:szCs w:val="28"/>
+        </w:rPr>
+        <w:lastRenderedPageBreak/>
+        <w:t>Example: http://localhost:5000/api/notes?category=69aa6c73b82a742b0aa792b3</w:t>
+      </w:r>
+    </w:p>
+    <w:p>
+      <w:pPr>
+        <w:rPr>
+          <w:rFonts w:ascii="Bahnschrift" w:hAnsi="Bahnschrift"/>
+          <w:sz w:val="28"/>
+          <w:szCs w:val="28"/>
+        </w:rPr>
+      </w:pPr>
+    </w:p>
+    <w:p>
+      <w:pPr>
+        <w:rPr>
+          <w:rFonts w:ascii="Bahnschrift" w:hAnsi="Bahnschrift"/>
+          <w:sz w:val="28"/>
+          <w:szCs w:val="28"/>
+        </w:rPr>
+      </w:pPr>
+    </w:p>
+    <w:p>
+      <w:pPr>
+        <w:rPr>
+          <w:rFonts w:ascii="Bahnschrift" w:hAnsi="Bahnschrift"/>
+          <w:sz w:val="28"/>
+          <w:szCs w:val="28"/>
+        </w:rPr>
+      </w:pPr>
+      <w:r>
+        <w:rPr>
+          <w:rFonts w:ascii="Bahnschrift" w:hAnsi="Bahnschrift"/>
+          <w:sz w:val="28"/>
+          <w:szCs w:val="28"/>
+        </w:rPr>
+        <w:t>15. Update Note</w:t>
       </w:r>
     </w:p>
     <w:p>
@@ -1758,7 +2044,7 @@
           <w:sz w:val="28"/>
           <w:szCs w:val="28"/>
         </w:rPr>
-        <w:t>URL: http://localhost:5000/api/categories/:id</w:t>
+        <w:t>URL: http://localhost:5000/api/notes/:id</w:t>
       </w:r>
     </w:p>
     <w:p>
@@ -1856,7 +2142,7 @@
           <w:sz w:val="28"/>
           <w:szCs w:val="28"/>
         </w:rPr>
-        <w:t>name</w:t>
+        <w:t>title</w:t>
       </w:r>
       <w:proofErr w:type="gramEnd"/>
       <w:r>
@@ -1865,7 +2151,7 @@
           <w:sz w:val="28"/>
           <w:szCs w:val="28"/>
         </w:rPr>
-        <w:t>": "Updated Name",</w:t>
+        <w:t>": "Updated Title",</w:t>
       </w:r>
     </w:p>
     <w:p>
@@ -1900,7 +2186,77 @@
           <w:sz w:val="28"/>
           <w:szCs w:val="28"/>
         </w:rPr>
-        <w:t>": "Updated description"</w:t>
+        <w:t>": "Updated content",</w:t>
+      </w:r>
+    </w:p>
+    <w:p>
+      <w:pPr>
+        <w:rPr>
+          <w:rFonts w:ascii="Bahnschrift" w:hAnsi="Bahnschrift"/>
+          <w:sz w:val="28"/>
+          <w:szCs w:val="28"/>
+        </w:rPr>
+      </w:pPr>
+      <w:r>
+        <w:rPr>
+          <w:rFonts w:ascii="Bahnschrift" w:hAnsi="Bahnschrift"/>
+          <w:sz w:val="28"/>
+          <w:szCs w:val="28"/>
+        </w:rPr>
+        <w:t xml:space="preserve">  "</w:t>
+      </w:r>
+      <w:proofErr w:type="gramStart"/>
+      <w:r>
+        <w:rPr>
+          <w:rFonts w:ascii="Bahnschrift" w:hAnsi="Bahnschrift"/>
+          <w:sz w:val="28"/>
+          <w:szCs w:val="28"/>
+        </w:rPr>
+        <w:t>date</w:t>
+      </w:r>
+      <w:proofErr w:type="gramEnd"/>
+      <w:r>
+        <w:rPr>
+          <w:rFonts w:ascii="Bahnschrift" w:hAnsi="Bahnschrift"/>
+          <w:sz w:val="28"/>
+          <w:szCs w:val="28"/>
+        </w:rPr>
+        <w:t>": "2026-03-09",</w:t>
+      </w:r>
+    </w:p>
+    <w:p>
+      <w:pPr>
+        <w:rPr>
+          <w:rFonts w:ascii="Bahnschrift" w:hAnsi="Bahnschrift"/>
+          <w:sz w:val="28"/>
+          <w:szCs w:val="28"/>
+        </w:rPr>
+      </w:pPr>
+      <w:r>
+        <w:rPr>
+          <w:rFonts w:ascii="Bahnschrift" w:hAnsi="Bahnschrift"/>
+          <w:sz w:val="28"/>
+          <w:szCs w:val="28"/>
+        </w:rPr>
+        <w:t xml:space="preserve">  "</w:t>
+      </w:r>
+      <w:proofErr w:type="gramStart"/>
+      <w:r>
+        <w:rPr>
+          <w:rFonts w:ascii="Bahnschrift" w:hAnsi="Bahnschrift"/>
+          <w:sz w:val="28"/>
+          <w:szCs w:val="28"/>
+        </w:rPr>
+        <w:t>category</w:t>
+      </w:r>
+      <w:proofErr w:type="gramEnd"/>
+      <w:r>
+        <w:rPr>
+          <w:rFonts w:ascii="Bahnschrift" w:hAnsi="Bahnschrift"/>
+          <w:sz w:val="28"/>
+          <w:szCs w:val="28"/>
+        </w:rPr>
+        <w:t>": "paste-category-id-here"</w:t>
       </w:r>
     </w:p>
     <w:p>
@@ -1943,7 +2299,7 @@
           <w:sz w:val="28"/>
           <w:szCs w:val="28"/>
         </w:rPr>
-        <w:t>9. Delete Category</w:t>
+        <w:t>16. Delete Note</w:t>
       </w:r>
     </w:p>
     <w:p>
@@ -1986,7 +2342,7 @@
           <w:sz w:val="28"/>
           <w:szCs w:val="28"/>
         </w:rPr>
-        <w:t>URL: http://localhost:5000/api/categories/:id</w:t>
+        <w:t>URL: http://localhost:5000/api/notes/:id</w:t>
       </w:r>
     </w:p>
     <w:p>
@@ -2043,1241 +2399,6 @@
     </w:p>
     <w:p>
       <w:pPr>
-        <w:rPr>
-          <w:rFonts w:ascii="Bahnschrift" w:hAnsi="Bahnschrift"/>
-          <w:sz w:val="28"/>
-          <w:szCs w:val="28"/>
-        </w:rPr>
-      </w:pPr>
-      <w:r>
-        <w:rPr>
-          <w:rFonts w:ascii="Segoe UI Symbol" w:hAnsi="Segoe UI Symbol" w:cs="Segoe UI Symbol"/>
-          <w:sz w:val="28"/>
-          <w:szCs w:val="28"/>
-        </w:rPr>
-        <w:t>📝</w:t>
-      </w:r>
-      <w:r>
-        <w:rPr>
-          <w:rFonts w:ascii="Bahnschrift" w:hAnsi="Bahnschrift"/>
-          <w:sz w:val="28"/>
-          <w:szCs w:val="28"/>
-        </w:rPr>
-        <w:t xml:space="preserve"> NOTES ENDPOINTS</w:t>
-      </w:r>
-    </w:p>
-    <w:p>
-      <w:pPr>
-        <w:rPr>
-          <w:rFonts w:ascii="Bahnschrift" w:hAnsi="Bahnschrift"/>
-          <w:sz w:val="28"/>
-          <w:szCs w:val="28"/>
-        </w:rPr>
-      </w:pPr>
-      <w:r>
-        <w:rPr>
-          <w:rFonts w:ascii="Bahnschrift" w:hAnsi="Bahnschrift"/>
-          <w:sz w:val="28"/>
-          <w:szCs w:val="28"/>
-        </w:rPr>
-        <w:t>10. Create Note</w:t>
-      </w:r>
-    </w:p>
-    <w:p>
-      <w:pPr>
-        <w:rPr>
-          <w:rFonts w:ascii="Bahnschrift" w:hAnsi="Bahnschrift"/>
-          <w:sz w:val="28"/>
-          <w:szCs w:val="28"/>
-        </w:rPr>
-      </w:pPr>
-    </w:p>
-    <w:p>
-      <w:pPr>
-        <w:rPr>
-          <w:rFonts w:ascii="Bahnschrift" w:hAnsi="Bahnschrift"/>
-          <w:sz w:val="28"/>
-          <w:szCs w:val="28"/>
-        </w:rPr>
-      </w:pPr>
-      <w:r>
-        <w:rPr>
-          <w:rFonts w:ascii="Bahnschrift" w:hAnsi="Bahnschrift"/>
-          <w:sz w:val="28"/>
-          <w:szCs w:val="28"/>
-        </w:rPr>
-        <w:t>Method: POST</w:t>
-      </w:r>
-    </w:p>
-    <w:p>
-      <w:pPr>
-        <w:rPr>
-          <w:rFonts w:ascii="Bahnschrift" w:hAnsi="Bahnschrift"/>
-          <w:sz w:val="28"/>
-          <w:szCs w:val="28"/>
-        </w:rPr>
-      </w:pPr>
-      <w:r>
-        <w:rPr>
-          <w:rFonts w:ascii="Bahnschrift" w:hAnsi="Bahnschrift"/>
-          <w:sz w:val="28"/>
-          <w:szCs w:val="28"/>
-        </w:rPr>
-        <w:t>URL: http://localhost:5000/api/notes</w:t>
-      </w:r>
-    </w:p>
-    <w:p>
-      <w:pPr>
-        <w:rPr>
-          <w:rFonts w:ascii="Bahnschrift" w:hAnsi="Bahnschrift"/>
-          <w:sz w:val="28"/>
-          <w:szCs w:val="28"/>
-        </w:rPr>
-      </w:pPr>
-      <w:r>
-        <w:rPr>
-          <w:rFonts w:ascii="Bahnschrift" w:hAnsi="Bahnschrift"/>
-          <w:sz w:val="28"/>
-          <w:szCs w:val="28"/>
-        </w:rPr>
-        <w:t>Authorization: Bearer Token</w:t>
-      </w:r>
-    </w:p>
-    <w:p>
-      <w:pPr>
-        <w:rPr>
-          <w:rFonts w:ascii="Bahnschrift" w:hAnsi="Bahnschrift"/>
-          <w:sz w:val="28"/>
-          <w:szCs w:val="28"/>
-        </w:rPr>
-      </w:pPr>
-      <w:r>
-        <w:rPr>
-          <w:rFonts w:ascii="Bahnschrift" w:hAnsi="Bahnschrift"/>
-          <w:sz w:val="28"/>
-          <w:szCs w:val="28"/>
-        </w:rPr>
-        <w:t>Body:</w:t>
-      </w:r>
-    </w:p>
-    <w:p>
-      <w:pPr>
-        <w:rPr>
-          <w:rFonts w:ascii="Bahnschrift" w:hAnsi="Bahnschrift"/>
-          <w:sz w:val="28"/>
-          <w:szCs w:val="28"/>
-        </w:rPr>
-      </w:pPr>
-    </w:p>
-    <w:p>
-      <w:pPr>
-        <w:rPr>
-          <w:rFonts w:ascii="Bahnschrift" w:hAnsi="Bahnschrift"/>
-          <w:sz w:val="28"/>
-          <w:szCs w:val="28"/>
-        </w:rPr>
-      </w:pPr>
-      <w:proofErr w:type="spellStart"/>
-      <w:proofErr w:type="gramStart"/>
-      <w:r>
-        <w:rPr>
-          <w:rFonts w:ascii="Bahnschrift" w:hAnsi="Bahnschrift"/>
-          <w:sz w:val="28"/>
-          <w:szCs w:val="28"/>
-        </w:rPr>
-        <w:t>json</w:t>
-      </w:r>
-      <w:proofErr w:type="spellEnd"/>
-      <w:r>
-        <w:rPr>
-          <w:rFonts w:ascii="Bahnschrift" w:hAnsi="Bahnschrift"/>
-          <w:sz w:val="28"/>
-          <w:szCs w:val="28"/>
-        </w:rPr>
-        <w:t>{</w:t>
-      </w:r>
-      <w:proofErr w:type="gramEnd"/>
-    </w:p>
-    <w:p>
-      <w:pPr>
-        <w:rPr>
-          <w:rFonts w:ascii="Bahnschrift" w:hAnsi="Bahnschrift"/>
-          <w:sz w:val="28"/>
-          <w:szCs w:val="28"/>
-        </w:rPr>
-      </w:pPr>
-      <w:r>
-        <w:rPr>
-          <w:rFonts w:ascii="Bahnschrift" w:hAnsi="Bahnschrift"/>
-          <w:sz w:val="28"/>
-          <w:szCs w:val="28"/>
-        </w:rPr>
-        <w:t xml:space="preserve">  "</w:t>
-      </w:r>
-      <w:proofErr w:type="gramStart"/>
-      <w:r>
-        <w:rPr>
-          <w:rFonts w:ascii="Bahnschrift" w:hAnsi="Bahnschrift"/>
-          <w:sz w:val="28"/>
-          <w:szCs w:val="28"/>
-        </w:rPr>
-        <w:t>title</w:t>
-      </w:r>
-      <w:proofErr w:type="gramEnd"/>
-      <w:r>
-        <w:rPr>
-          <w:rFonts w:ascii="Bahnschrift" w:hAnsi="Bahnschrift"/>
-          <w:sz w:val="28"/>
-          <w:szCs w:val="28"/>
-        </w:rPr>
-        <w:t>": "My First Note",</w:t>
-      </w:r>
-    </w:p>
-    <w:p>
-      <w:pPr>
-        <w:rPr>
-          <w:rFonts w:ascii="Bahnschrift" w:hAnsi="Bahnschrift"/>
-          <w:sz w:val="28"/>
-          <w:szCs w:val="28"/>
-        </w:rPr>
-      </w:pPr>
-      <w:r>
-        <w:rPr>
-          <w:rFonts w:ascii="Bahnschrift" w:hAnsi="Bahnschrift"/>
-          <w:sz w:val="28"/>
-          <w:szCs w:val="28"/>
-        </w:rPr>
-        <w:t xml:space="preserve">  "</w:t>
-      </w:r>
-      <w:proofErr w:type="gramStart"/>
-      <w:r>
-        <w:rPr>
-          <w:rFonts w:ascii="Bahnschrift" w:hAnsi="Bahnschrift"/>
-          <w:sz w:val="28"/>
-          <w:szCs w:val="28"/>
-        </w:rPr>
-        <w:t>description</w:t>
-      </w:r>
-      <w:proofErr w:type="gramEnd"/>
-      <w:r>
-        <w:rPr>
-          <w:rFonts w:ascii="Bahnschrift" w:hAnsi="Bahnschrift"/>
-          <w:sz w:val="28"/>
-          <w:szCs w:val="28"/>
-        </w:rPr>
-        <w:t>": "This is my note content",</w:t>
-      </w:r>
-    </w:p>
-    <w:p>
-      <w:pPr>
-        <w:rPr>
-          <w:rFonts w:ascii="Bahnschrift" w:hAnsi="Bahnschrift"/>
-          <w:sz w:val="28"/>
-          <w:szCs w:val="28"/>
-        </w:rPr>
-      </w:pPr>
-      <w:r>
-        <w:rPr>
-          <w:rFonts w:ascii="Bahnschrift" w:hAnsi="Bahnschrift"/>
-          <w:sz w:val="28"/>
-          <w:szCs w:val="28"/>
-        </w:rPr>
-        <w:t xml:space="preserve">  "</w:t>
-      </w:r>
-      <w:proofErr w:type="gramStart"/>
-      <w:r>
-        <w:rPr>
-          <w:rFonts w:ascii="Bahnschrift" w:hAnsi="Bahnschrift"/>
-          <w:sz w:val="28"/>
-          <w:szCs w:val="28"/>
-        </w:rPr>
-        <w:t>date</w:t>
-      </w:r>
-      <w:proofErr w:type="gramEnd"/>
-      <w:r>
-        <w:rPr>
-          <w:rFonts w:ascii="Bahnschrift" w:hAnsi="Bahnschrift"/>
-          <w:sz w:val="28"/>
-          <w:szCs w:val="28"/>
-        </w:rPr>
-        <w:t>": "2026-03-08",</w:t>
-      </w:r>
-    </w:p>
-    <w:p>
-      <w:pPr>
-        <w:rPr>
-          <w:rFonts w:ascii="Bahnschrift" w:hAnsi="Bahnschrift"/>
-          <w:sz w:val="28"/>
-          <w:szCs w:val="28"/>
-        </w:rPr>
-      </w:pPr>
-      <w:r>
-        <w:rPr>
-          <w:rFonts w:ascii="Bahnschrift" w:hAnsi="Bahnschrift"/>
-          <w:sz w:val="28"/>
-          <w:szCs w:val="28"/>
-        </w:rPr>
-        <w:t xml:space="preserve">  "</w:t>
-      </w:r>
-      <w:proofErr w:type="gramStart"/>
-      <w:r>
-        <w:rPr>
-          <w:rFonts w:ascii="Bahnschrift" w:hAnsi="Bahnschrift"/>
-          <w:sz w:val="28"/>
-          <w:szCs w:val="28"/>
-        </w:rPr>
-        <w:t>category</w:t>
-      </w:r>
-      <w:proofErr w:type="gramEnd"/>
-      <w:r>
-        <w:rPr>
-          <w:rFonts w:ascii="Bahnschrift" w:hAnsi="Bahnschrift"/>
-          <w:sz w:val="28"/>
-          <w:szCs w:val="28"/>
-        </w:rPr>
-        <w:t>": "paste-category-id-here"</w:t>
-      </w:r>
-    </w:p>
-    <w:p>
-      <w:pPr>
-        <w:rPr>
-          <w:rFonts w:ascii="Bahnschrift" w:hAnsi="Bahnschrift"/>
-          <w:sz w:val="28"/>
-          <w:szCs w:val="28"/>
-        </w:rPr>
-      </w:pPr>
-      <w:r>
-        <w:rPr>
-          <w:rFonts w:ascii="Bahnschrift" w:hAnsi="Bahnschrift"/>
-          <w:sz w:val="28"/>
-          <w:szCs w:val="28"/>
-        </w:rPr>
-        <w:t>}</w:t>
-      </w:r>
-    </w:p>
-    <w:p>
-      <w:pPr>
-        <w:rPr>
-          <w:rFonts w:ascii="Bahnschrift" w:hAnsi="Bahnschrift"/>
-          <w:sz w:val="28"/>
-          <w:szCs w:val="28"/>
-        </w:rPr>
-      </w:pPr>
-    </w:p>
-    <w:p>
-      <w:pPr>
-        <w:rPr>
-          <w:rFonts w:ascii="Bahnschrift" w:hAnsi="Bahnschrift"/>
-          <w:sz w:val="28"/>
-          <w:szCs w:val="28"/>
-        </w:rPr>
-      </w:pPr>
-      <w:r>
-        <w:rPr>
-          <w:rFonts w:ascii="Bahnschrift" w:hAnsi="Bahnschrift"/>
-          <w:sz w:val="28"/>
-          <w:szCs w:val="28"/>
-        </w:rPr>
-        <w:t>11. Get All Notes</w:t>
-      </w:r>
-    </w:p>
-    <w:p>
-      <w:pPr>
-        <w:rPr>
-          <w:rFonts w:ascii="Bahnschrift" w:hAnsi="Bahnschrift"/>
-          <w:sz w:val="28"/>
-          <w:szCs w:val="28"/>
-        </w:rPr>
-      </w:pPr>
-    </w:p>
-    <w:p>
-      <w:pPr>
-        <w:rPr>
-          <w:rFonts w:ascii="Bahnschrift" w:hAnsi="Bahnschrift"/>
-          <w:sz w:val="28"/>
-          <w:szCs w:val="28"/>
-        </w:rPr>
-      </w:pPr>
-      <w:r>
-        <w:rPr>
-          <w:rFonts w:ascii="Bahnschrift" w:hAnsi="Bahnschrift"/>
-          <w:sz w:val="28"/>
-          <w:szCs w:val="28"/>
-        </w:rPr>
-        <w:t>Method: GET</w:t>
-      </w:r>
-    </w:p>
-    <w:p>
-      <w:pPr>
-        <w:rPr>
-          <w:rFonts w:ascii="Bahnschrift" w:hAnsi="Bahnschrift"/>
-          <w:sz w:val="28"/>
-          <w:szCs w:val="28"/>
-        </w:rPr>
-      </w:pPr>
-      <w:r>
-        <w:rPr>
-          <w:rFonts w:ascii="Bahnschrift" w:hAnsi="Bahnschrift"/>
-          <w:sz w:val="28"/>
-          <w:szCs w:val="28"/>
-        </w:rPr>
-        <w:lastRenderedPageBreak/>
-        <w:t>URL: http://localhost:5000/api/notes</w:t>
-      </w:r>
-    </w:p>
-    <w:p>
-      <w:pPr>
-        <w:rPr>
-          <w:rFonts w:ascii="Bahnschrift" w:hAnsi="Bahnschrift"/>
-          <w:sz w:val="28"/>
-          <w:szCs w:val="28"/>
-        </w:rPr>
-      </w:pPr>
-      <w:r>
-        <w:rPr>
-          <w:rFonts w:ascii="Bahnschrift" w:hAnsi="Bahnschrift"/>
-          <w:sz w:val="28"/>
-          <w:szCs w:val="28"/>
-        </w:rPr>
-        <w:t>Authorization: Bearer Token</w:t>
-      </w:r>
-    </w:p>
-    <w:p>
-      <w:pPr>
-        <w:rPr>
-          <w:rFonts w:ascii="Bahnschrift" w:hAnsi="Bahnschrift"/>
-          <w:sz w:val="28"/>
-          <w:szCs w:val="28"/>
-        </w:rPr>
-      </w:pPr>
-      <w:r>
-        <w:rPr>
-          <w:rFonts w:ascii="Bahnschrift" w:hAnsi="Bahnschrift"/>
-          <w:sz w:val="28"/>
-          <w:szCs w:val="28"/>
-        </w:rPr>
-        <w:t>No body needed</w:t>
-      </w:r>
-    </w:p>
-    <w:p>
-      <w:pPr>
-        <w:rPr>
-          <w:rFonts w:ascii="Bahnschrift" w:hAnsi="Bahnschrift"/>
-          <w:sz w:val="28"/>
-          <w:szCs w:val="28"/>
-        </w:rPr>
-      </w:pPr>
-    </w:p>
-    <w:p>
-      <w:pPr>
-        <w:rPr>
-          <w:rFonts w:ascii="Bahnschrift" w:hAnsi="Bahnschrift"/>
-          <w:sz w:val="28"/>
-          <w:szCs w:val="28"/>
-        </w:rPr>
-      </w:pPr>
-    </w:p>
-    <w:p>
-      <w:pPr>
-        <w:rPr>
-          <w:rFonts w:ascii="Bahnschrift" w:hAnsi="Bahnschrift"/>
-          <w:sz w:val="28"/>
-          <w:szCs w:val="28"/>
-        </w:rPr>
-      </w:pPr>
-      <w:r>
-        <w:rPr>
-          <w:rFonts w:ascii="Bahnschrift" w:hAnsi="Bahnschrift"/>
-          <w:sz w:val="28"/>
-          <w:szCs w:val="28"/>
-        </w:rPr>
-        <w:t>12. Get Single Note</w:t>
-      </w:r>
-    </w:p>
-    <w:p>
-      <w:pPr>
-        <w:rPr>
-          <w:rFonts w:ascii="Bahnschrift" w:hAnsi="Bahnschrift"/>
-          <w:sz w:val="28"/>
-          <w:szCs w:val="28"/>
-        </w:rPr>
-      </w:pPr>
-    </w:p>
-    <w:p>
-      <w:pPr>
-        <w:rPr>
-          <w:rFonts w:ascii="Bahnschrift" w:hAnsi="Bahnschrift"/>
-          <w:sz w:val="28"/>
-          <w:szCs w:val="28"/>
-        </w:rPr>
-      </w:pPr>
-      <w:r>
-        <w:rPr>
-          <w:rFonts w:ascii="Bahnschrift" w:hAnsi="Bahnschrift"/>
-          <w:sz w:val="28"/>
-          <w:szCs w:val="28"/>
-        </w:rPr>
-        <w:t>Method: GET</w:t>
-      </w:r>
-    </w:p>
-    <w:p>
-      <w:pPr>
-        <w:rPr>
-          <w:rFonts w:ascii="Bahnschrift" w:hAnsi="Bahnschrift"/>
-          <w:sz w:val="28"/>
-          <w:szCs w:val="28"/>
-        </w:rPr>
-      </w:pPr>
-      <w:r>
-        <w:rPr>
-          <w:rFonts w:ascii="Bahnschrift" w:hAnsi="Bahnschrift"/>
-          <w:sz w:val="28"/>
-          <w:szCs w:val="28"/>
-        </w:rPr>
-        <w:t>URL: http://localhost:5000/api/notes/:id</w:t>
-      </w:r>
-    </w:p>
-    <w:p>
-      <w:pPr>
-        <w:rPr>
-          <w:rFonts w:ascii="Bahnschrift" w:hAnsi="Bahnschrift"/>
-          <w:sz w:val="28"/>
-          <w:szCs w:val="28"/>
-        </w:rPr>
-      </w:pPr>
-      <w:r>
-        <w:rPr>
-          <w:rFonts w:ascii="Bahnschrift" w:hAnsi="Bahnschrift"/>
-          <w:sz w:val="28"/>
-          <w:szCs w:val="28"/>
-        </w:rPr>
-        <w:t>Authorization: Bearer Token</w:t>
-      </w:r>
-    </w:p>
-    <w:p>
-      <w:pPr>
-        <w:rPr>
-          <w:rFonts w:ascii="Bahnschrift" w:hAnsi="Bahnschrift"/>
-          <w:sz w:val="28"/>
-          <w:szCs w:val="28"/>
-        </w:rPr>
-      </w:pPr>
-      <w:r>
-        <w:rPr>
-          <w:rFonts w:ascii="Bahnschrift" w:hAnsi="Bahnschrift"/>
-          <w:sz w:val="28"/>
-          <w:szCs w:val="28"/>
-        </w:rPr>
-        <w:t>No body needed</w:t>
-      </w:r>
-    </w:p>
-    <w:p>
-      <w:pPr>
-        <w:rPr>
-          <w:rFonts w:ascii="Bahnschrift" w:hAnsi="Bahnschrift"/>
-          <w:sz w:val="28"/>
-          <w:szCs w:val="28"/>
-        </w:rPr>
-      </w:pPr>
-      <w:r>
-        <w:rPr>
-          <w:rFonts w:ascii="Bahnschrift" w:hAnsi="Bahnschrift"/>
-          <w:sz w:val="28"/>
-          <w:szCs w:val="28"/>
-        </w:rPr>
-        <w:t>Example: http://localhost:5000/api/notes/69aa6c73b82a742b0aa792b3</w:t>
-      </w:r>
-    </w:p>
-    <w:p>
-      <w:pPr>
-        <w:rPr>
-          <w:rFonts w:ascii="Bahnschrift" w:hAnsi="Bahnschrift"/>
-          <w:sz w:val="28"/>
-          <w:szCs w:val="28"/>
-        </w:rPr>
-      </w:pPr>
-    </w:p>
-    <w:p>
-      <w:pPr>
-        <w:rPr>
-          <w:rFonts w:ascii="Bahnschrift" w:hAnsi="Bahnschrift"/>
-          <w:sz w:val="28"/>
-          <w:szCs w:val="28"/>
-        </w:rPr>
-      </w:pPr>
-    </w:p>
-    <w:p>
-      <w:pPr>
-        <w:rPr>
-          <w:rFonts w:ascii="Bahnschrift" w:hAnsi="Bahnschrift"/>
-          <w:sz w:val="28"/>
-          <w:szCs w:val="28"/>
-        </w:rPr>
-      </w:pPr>
-      <w:r>
-        <w:rPr>
-          <w:rFonts w:ascii="Bahnschrift" w:hAnsi="Bahnschrift"/>
-          <w:sz w:val="28"/>
-          <w:szCs w:val="28"/>
-        </w:rPr>
-        <w:t>13. Search Notes by Title</w:t>
-      </w:r>
-    </w:p>
-    <w:p>
-      <w:pPr>
-        <w:rPr>
-          <w:rFonts w:ascii="Bahnschrift" w:hAnsi="Bahnschrift"/>
-          <w:sz w:val="28"/>
-          <w:szCs w:val="28"/>
-        </w:rPr>
-      </w:pPr>
-    </w:p>
-    <w:p>
-      <w:pPr>
-        <w:rPr>
-          <w:rFonts w:ascii="Bahnschrift" w:hAnsi="Bahnschrift"/>
-          <w:sz w:val="28"/>
-          <w:szCs w:val="28"/>
-        </w:rPr>
-      </w:pPr>
-      <w:r>
-        <w:rPr>
-          <w:rFonts w:ascii="Bahnschrift" w:hAnsi="Bahnschrift"/>
-          <w:sz w:val="28"/>
-          <w:szCs w:val="28"/>
-        </w:rPr>
-        <w:t>Method: GET</w:t>
-      </w:r>
-    </w:p>
-    <w:p>
-      <w:pPr>
-        <w:rPr>
-          <w:rFonts w:ascii="Bahnschrift" w:hAnsi="Bahnschrift"/>
-          <w:sz w:val="28"/>
-          <w:szCs w:val="28"/>
-        </w:rPr>
-      </w:pPr>
-      <w:r>
-        <w:rPr>
-          <w:rFonts w:ascii="Bahnschrift" w:hAnsi="Bahnschrift"/>
-          <w:sz w:val="28"/>
-          <w:szCs w:val="28"/>
-        </w:rPr>
-        <w:t>URL: http://localhost:5000/api/notes?search=word</w:t>
-      </w:r>
-    </w:p>
-    <w:p>
-      <w:pPr>
-        <w:rPr>
-          <w:rFonts w:ascii="Bahnschrift" w:hAnsi="Bahnschrift"/>
-          <w:sz w:val="28"/>
-          <w:szCs w:val="28"/>
-        </w:rPr>
-      </w:pPr>
-      <w:r>
-        <w:rPr>
-          <w:rFonts w:ascii="Bahnschrift" w:hAnsi="Bahnschrift"/>
-          <w:sz w:val="28"/>
-          <w:szCs w:val="28"/>
-        </w:rPr>
-        <w:t>Authorization: Bearer Token</w:t>
-      </w:r>
-    </w:p>
-    <w:p>
-      <w:pPr>
-        <w:rPr>
-          <w:rFonts w:ascii="Bahnschrift" w:hAnsi="Bahnschrift"/>
-          <w:sz w:val="28"/>
-          <w:szCs w:val="28"/>
-        </w:rPr>
-      </w:pPr>
-      <w:r>
-        <w:rPr>
-          <w:rFonts w:ascii="Bahnschrift" w:hAnsi="Bahnschrift"/>
-          <w:sz w:val="28"/>
-          <w:szCs w:val="28"/>
-        </w:rPr>
-        <w:t>No body needed</w:t>
-      </w:r>
-    </w:p>
-    <w:p>
-      <w:pPr>
-        <w:rPr>
-          <w:rFonts w:ascii="Bahnschrift" w:hAnsi="Bahnschrift"/>
-          <w:sz w:val="28"/>
-          <w:szCs w:val="28"/>
-        </w:rPr>
-      </w:pPr>
-      <w:r>
-        <w:rPr>
-          <w:rFonts w:ascii="Bahnschrift" w:hAnsi="Bahnschrift"/>
-          <w:sz w:val="28"/>
-          <w:szCs w:val="28"/>
-        </w:rPr>
-        <w:t>Example: http://localhost:5000/api/notes?search=meeting</w:t>
-      </w:r>
-    </w:p>
-    <w:p>
-      <w:pPr>
-        <w:rPr>
-          <w:rFonts w:ascii="Bahnschrift" w:hAnsi="Bahnschrift"/>
-          <w:sz w:val="28"/>
-          <w:szCs w:val="28"/>
-        </w:rPr>
-      </w:pPr>
-    </w:p>
-    <w:p>
-      <w:pPr>
-        <w:rPr>
-          <w:rFonts w:ascii="Bahnschrift" w:hAnsi="Bahnschrift"/>
-          <w:sz w:val="28"/>
-          <w:szCs w:val="28"/>
-        </w:rPr>
-      </w:pPr>
-    </w:p>
-    <w:p>
-      <w:pPr>
-        <w:rPr>
-          <w:rFonts w:ascii="Bahnschrift" w:hAnsi="Bahnschrift"/>
-          <w:sz w:val="28"/>
-          <w:szCs w:val="28"/>
-        </w:rPr>
-      </w:pPr>
-      <w:r>
-        <w:rPr>
-          <w:rFonts w:ascii="Bahnschrift" w:hAnsi="Bahnschrift"/>
-          <w:sz w:val="28"/>
-          <w:szCs w:val="28"/>
-        </w:rPr>
-        <w:t>14. Filter Notes by Category</w:t>
-      </w:r>
-    </w:p>
-    <w:p>
-      <w:pPr>
-        <w:rPr>
-          <w:rFonts w:ascii="Bahnschrift" w:hAnsi="Bahnschrift"/>
-          <w:sz w:val="28"/>
-          <w:szCs w:val="28"/>
-        </w:rPr>
-      </w:pPr>
-    </w:p>
-    <w:p>
-      <w:pPr>
-        <w:rPr>
-          <w:rFonts w:ascii="Bahnschrift" w:hAnsi="Bahnschrift"/>
-          <w:sz w:val="28"/>
-          <w:szCs w:val="28"/>
-        </w:rPr>
-      </w:pPr>
-      <w:r>
-        <w:rPr>
-          <w:rFonts w:ascii="Bahnschrift" w:hAnsi="Bahnschrift"/>
-          <w:sz w:val="28"/>
-          <w:szCs w:val="28"/>
-        </w:rPr>
-        <w:lastRenderedPageBreak/>
-        <w:t>Method: GET</w:t>
-      </w:r>
-    </w:p>
-    <w:p>
-      <w:pPr>
-        <w:rPr>
-          <w:rFonts w:ascii="Bahnschrift" w:hAnsi="Bahnschrift"/>
-          <w:sz w:val="28"/>
-          <w:szCs w:val="28"/>
-        </w:rPr>
-      </w:pPr>
-      <w:r>
-        <w:rPr>
-          <w:rFonts w:ascii="Bahnschrift" w:hAnsi="Bahnschrift"/>
-          <w:sz w:val="28"/>
-          <w:szCs w:val="28"/>
-        </w:rPr>
-        <w:t>URL: http://localhost:5000/api/notes?category=id</w:t>
-      </w:r>
-    </w:p>
-    <w:p>
-      <w:pPr>
-        <w:rPr>
-          <w:rFonts w:ascii="Bahnschrift" w:hAnsi="Bahnschrift"/>
-          <w:sz w:val="28"/>
-          <w:szCs w:val="28"/>
-        </w:rPr>
-      </w:pPr>
-      <w:r>
-        <w:rPr>
-          <w:rFonts w:ascii="Bahnschrift" w:hAnsi="Bahnschrift"/>
-          <w:sz w:val="28"/>
-          <w:szCs w:val="28"/>
-        </w:rPr>
-        <w:t>Authorization: Bearer Token</w:t>
-      </w:r>
-    </w:p>
-    <w:p>
-      <w:pPr>
-        <w:rPr>
-          <w:rFonts w:ascii="Bahnschrift" w:hAnsi="Bahnschrift"/>
-          <w:sz w:val="28"/>
-          <w:szCs w:val="28"/>
-        </w:rPr>
-      </w:pPr>
-      <w:r>
-        <w:rPr>
-          <w:rFonts w:ascii="Bahnschrift" w:hAnsi="Bahnschrift"/>
-          <w:sz w:val="28"/>
-          <w:szCs w:val="28"/>
-        </w:rPr>
-        <w:t>No body needed</w:t>
-      </w:r>
-    </w:p>
-    <w:p>
-      <w:pPr>
-        <w:rPr>
-          <w:rFonts w:ascii="Bahnschrift" w:hAnsi="Bahnschrift"/>
-          <w:sz w:val="28"/>
-          <w:szCs w:val="28"/>
-        </w:rPr>
-      </w:pPr>
-      <w:r>
-        <w:rPr>
-          <w:rFonts w:ascii="Bahnschrift" w:hAnsi="Bahnschrift"/>
-          <w:sz w:val="28"/>
-          <w:szCs w:val="28"/>
-        </w:rPr>
-        <w:t>Example: http://localhost:5000/api/notes?category=69aa6c73b82a742b0aa792b3</w:t>
-      </w:r>
-    </w:p>
-    <w:p>
-      <w:pPr>
-        <w:rPr>
-          <w:rFonts w:ascii="Bahnschrift" w:hAnsi="Bahnschrift"/>
-          <w:sz w:val="28"/>
-          <w:szCs w:val="28"/>
-        </w:rPr>
-      </w:pPr>
-    </w:p>
-    <w:p>
-      <w:pPr>
-        <w:rPr>
-          <w:rFonts w:ascii="Bahnschrift" w:hAnsi="Bahnschrift"/>
-          <w:sz w:val="28"/>
-          <w:szCs w:val="28"/>
-        </w:rPr>
-      </w:pPr>
-    </w:p>
-    <w:p>
-      <w:pPr>
-        <w:rPr>
-          <w:rFonts w:ascii="Bahnschrift" w:hAnsi="Bahnschrift"/>
-          <w:sz w:val="28"/>
-          <w:szCs w:val="28"/>
-        </w:rPr>
-      </w:pPr>
-      <w:r>
-        <w:rPr>
-          <w:rFonts w:ascii="Bahnschrift" w:hAnsi="Bahnschrift"/>
-          <w:sz w:val="28"/>
-          <w:szCs w:val="28"/>
-        </w:rPr>
-        <w:t>15. Update Note</w:t>
-      </w:r>
-    </w:p>
-    <w:p>
-      <w:pPr>
-        <w:rPr>
-          <w:rFonts w:ascii="Bahnschrift" w:hAnsi="Bahnschrift"/>
-          <w:sz w:val="28"/>
-          <w:szCs w:val="28"/>
-        </w:rPr>
-      </w:pPr>
-    </w:p>
-    <w:p>
-      <w:pPr>
-        <w:rPr>
-          <w:rFonts w:ascii="Bahnschrift" w:hAnsi="Bahnschrift"/>
-          <w:sz w:val="28"/>
-          <w:szCs w:val="28"/>
-        </w:rPr>
-      </w:pPr>
-      <w:r>
-        <w:rPr>
-          <w:rFonts w:ascii="Bahnschrift" w:hAnsi="Bahnschrift"/>
-          <w:sz w:val="28"/>
-          <w:szCs w:val="28"/>
-        </w:rPr>
-        <w:t>Method: PUT</w:t>
-      </w:r>
-    </w:p>
-    <w:p>
-      <w:pPr>
-        <w:rPr>
-          <w:rFonts w:ascii="Bahnschrift" w:hAnsi="Bahnschrift"/>
-          <w:sz w:val="28"/>
-          <w:szCs w:val="28"/>
-        </w:rPr>
-      </w:pPr>
-      <w:r>
-        <w:rPr>
-          <w:rFonts w:ascii="Bahnschrift" w:hAnsi="Bahnschrift"/>
-          <w:sz w:val="28"/>
-          <w:szCs w:val="28"/>
-        </w:rPr>
-        <w:t>URL: http://localhost:5000/api/notes/:id</w:t>
-      </w:r>
-    </w:p>
-    <w:p>
-      <w:pPr>
-        <w:rPr>
-          <w:rFonts w:ascii="Bahnschrift" w:hAnsi="Bahnschrift"/>
-          <w:sz w:val="28"/>
-          <w:szCs w:val="28"/>
-        </w:rPr>
-      </w:pPr>
-      <w:r>
-        <w:rPr>
-          <w:rFonts w:ascii="Bahnschrift" w:hAnsi="Bahnschrift"/>
-          <w:sz w:val="28"/>
-          <w:szCs w:val="28"/>
-        </w:rPr>
-        <w:t>Authorization: Bearer Token</w:t>
-      </w:r>
-    </w:p>
-    <w:p>
-      <w:pPr>
-        <w:rPr>
-          <w:rFonts w:ascii="Bahnschrift" w:hAnsi="Bahnschrift"/>
-          <w:sz w:val="28"/>
-          <w:szCs w:val="28"/>
-        </w:rPr>
-      </w:pPr>
-      <w:r>
-        <w:rPr>
-          <w:rFonts w:ascii="Bahnschrift" w:hAnsi="Bahnschrift"/>
-          <w:sz w:val="28"/>
-          <w:szCs w:val="28"/>
-        </w:rPr>
-        <w:t>Body:</w:t>
-      </w:r>
-    </w:p>
-    <w:p>
-      <w:pPr>
-        <w:rPr>
-          <w:rFonts w:ascii="Bahnschrift" w:hAnsi="Bahnschrift"/>
-          <w:sz w:val="28"/>
-          <w:szCs w:val="28"/>
-        </w:rPr>
-      </w:pPr>
-    </w:p>
-    <w:p>
-      <w:pPr>
-        <w:rPr>
-          <w:rFonts w:ascii="Bahnschrift" w:hAnsi="Bahnschrift"/>
-          <w:sz w:val="28"/>
-          <w:szCs w:val="28"/>
-        </w:rPr>
-      </w:pPr>
-      <w:proofErr w:type="spellStart"/>
-      <w:proofErr w:type="gramStart"/>
-      <w:r>
-        <w:rPr>
-          <w:rFonts w:ascii="Bahnschrift" w:hAnsi="Bahnschrift"/>
-          <w:sz w:val="28"/>
-          <w:szCs w:val="28"/>
-        </w:rPr>
-        <w:t>json</w:t>
-      </w:r>
-      <w:proofErr w:type="spellEnd"/>
-      <w:r>
-        <w:rPr>
-          <w:rFonts w:ascii="Bahnschrift" w:hAnsi="Bahnschrift"/>
-          <w:sz w:val="28"/>
-          <w:szCs w:val="28"/>
-        </w:rPr>
-        <w:t>{</w:t>
-      </w:r>
-      <w:proofErr w:type="gramEnd"/>
-    </w:p>
-    <w:p>
-      <w:pPr>
-        <w:rPr>
-          <w:rFonts w:ascii="Bahnschrift" w:hAnsi="Bahnschrift"/>
-          <w:sz w:val="28"/>
-          <w:szCs w:val="28"/>
-        </w:rPr>
-      </w:pPr>
-      <w:r>
-        <w:rPr>
-          <w:rFonts w:ascii="Bahnschrift" w:hAnsi="Bahnschrift"/>
-          <w:sz w:val="28"/>
-          <w:szCs w:val="28"/>
-        </w:rPr>
-        <w:t xml:space="preserve">  "</w:t>
-      </w:r>
-      <w:proofErr w:type="gramStart"/>
-      <w:r>
-        <w:rPr>
-          <w:rFonts w:ascii="Bahnschrift" w:hAnsi="Bahnschrift"/>
-          <w:sz w:val="28"/>
-          <w:szCs w:val="28"/>
-        </w:rPr>
-        <w:t>title</w:t>
-      </w:r>
-      <w:proofErr w:type="gramEnd"/>
-      <w:r>
-        <w:rPr>
-          <w:rFonts w:ascii="Bahnschrift" w:hAnsi="Bahnschrift"/>
-          <w:sz w:val="28"/>
-          <w:szCs w:val="28"/>
-        </w:rPr>
-        <w:t>": "Updated Title",</w:t>
-      </w:r>
-    </w:p>
-    <w:p>
-      <w:pPr>
-        <w:rPr>
-          <w:rFonts w:ascii="Bahnschrift" w:hAnsi="Bahnschrift"/>
-          <w:sz w:val="28"/>
-          <w:szCs w:val="28"/>
-        </w:rPr>
-      </w:pPr>
-      <w:r>
-        <w:rPr>
-          <w:rFonts w:ascii="Bahnschrift" w:hAnsi="Bahnschrift"/>
-          <w:sz w:val="28"/>
-          <w:szCs w:val="28"/>
-        </w:rPr>
-        <w:t xml:space="preserve">  "</w:t>
-      </w:r>
-      <w:proofErr w:type="gramStart"/>
-      <w:r>
-        <w:rPr>
-          <w:rFonts w:ascii="Bahnschrift" w:hAnsi="Bahnschrift"/>
-          <w:sz w:val="28"/>
-          <w:szCs w:val="28"/>
-        </w:rPr>
-        <w:t>description</w:t>
-      </w:r>
-      <w:proofErr w:type="gramEnd"/>
-      <w:r>
-        <w:rPr>
-          <w:rFonts w:ascii="Bahnschrift" w:hAnsi="Bahnschrift"/>
-          <w:sz w:val="28"/>
-          <w:szCs w:val="28"/>
-        </w:rPr>
-        <w:t>": "Updated content",</w:t>
-      </w:r>
-    </w:p>
-    <w:p>
-      <w:pPr>
-        <w:rPr>
-          <w:rFonts w:ascii="Bahnschrift" w:hAnsi="Bahnschrift"/>
-          <w:sz w:val="28"/>
-          <w:szCs w:val="28"/>
-        </w:rPr>
-      </w:pPr>
-      <w:r>
-        <w:rPr>
-          <w:rFonts w:ascii="Bahnschrift" w:hAnsi="Bahnschrift"/>
-          <w:sz w:val="28"/>
-          <w:szCs w:val="28"/>
-        </w:rPr>
-        <w:t xml:space="preserve">  "</w:t>
-      </w:r>
-      <w:proofErr w:type="gramStart"/>
-      <w:r>
-        <w:rPr>
-          <w:rFonts w:ascii="Bahnschrift" w:hAnsi="Bahnschrift"/>
-          <w:sz w:val="28"/>
-          <w:szCs w:val="28"/>
-        </w:rPr>
-        <w:t>date</w:t>
-      </w:r>
-      <w:proofErr w:type="gramEnd"/>
-      <w:r>
-        <w:rPr>
-          <w:rFonts w:ascii="Bahnschrift" w:hAnsi="Bahnschrift"/>
-          <w:sz w:val="28"/>
-          <w:szCs w:val="28"/>
-        </w:rPr>
-        <w:t>": "2026-03-09",</w:t>
-      </w:r>
-    </w:p>
-    <w:p>
-      <w:pPr>
-        <w:rPr>
-          <w:rFonts w:ascii="Bahnschrift" w:hAnsi="Bahnschrift"/>
-          <w:sz w:val="28"/>
-          <w:szCs w:val="28"/>
-        </w:rPr>
-      </w:pPr>
-      <w:r>
-        <w:rPr>
-          <w:rFonts w:ascii="Bahnschrift" w:hAnsi="Bahnschrift"/>
-          <w:sz w:val="28"/>
-          <w:szCs w:val="28"/>
-        </w:rPr>
-        <w:t xml:space="preserve">  "</w:t>
-      </w:r>
-      <w:proofErr w:type="gramStart"/>
-      <w:r>
-        <w:rPr>
-          <w:rFonts w:ascii="Bahnschrift" w:hAnsi="Bahnschrift"/>
-          <w:sz w:val="28"/>
-          <w:szCs w:val="28"/>
-        </w:rPr>
-        <w:t>category</w:t>
-      </w:r>
-      <w:proofErr w:type="gramEnd"/>
-      <w:r>
-        <w:rPr>
-          <w:rFonts w:ascii="Bahnschrift" w:hAnsi="Bahnschrift"/>
-          <w:sz w:val="28"/>
-          <w:szCs w:val="28"/>
-        </w:rPr>
-        <w:t>": "paste-category-id-here"</w:t>
-      </w:r>
-    </w:p>
-    <w:p>
-      <w:pPr>
-        <w:rPr>
-          <w:rFonts w:ascii="Bahnschrift" w:hAnsi="Bahnschrift"/>
-          <w:sz w:val="28"/>
-          <w:szCs w:val="28"/>
-        </w:rPr>
-      </w:pPr>
-      <w:r>
-        <w:rPr>
-          <w:rFonts w:ascii="Bahnschrift" w:hAnsi="Bahnschrift"/>
-          <w:sz w:val="28"/>
-          <w:szCs w:val="28"/>
-        </w:rPr>
-        <w:t>}</w:t>
-      </w:r>
-    </w:p>
-    <w:p>
-      <w:pPr>
-        <w:rPr>
-          <w:rFonts w:ascii="Bahnschrift" w:hAnsi="Bahnschrift"/>
-          <w:sz w:val="28"/>
-          <w:szCs w:val="28"/>
-        </w:rPr>
-      </w:pPr>
-    </w:p>
-    <w:p>
-      <w:pPr>
-        <w:rPr>
-          <w:rFonts w:ascii="Bahnschrift" w:hAnsi="Bahnschrift"/>
-          <w:sz w:val="28"/>
-          <w:szCs w:val="28"/>
-        </w:rPr>
-      </w:pPr>
-      <w:r>
-        <w:rPr>
-          <w:rFonts w:ascii="Bahnschrift" w:hAnsi="Bahnschrift"/>
-          <w:sz w:val="28"/>
-          <w:szCs w:val="28"/>
-        </w:rPr>
-        <w:t>16. Delete Note</w:t>
-      </w:r>
-    </w:p>
-    <w:p>
-      <w:pPr>
-        <w:rPr>
-          <w:rFonts w:ascii="Bahnschrift" w:hAnsi="Bahnschrift"/>
-          <w:sz w:val="28"/>
-          <w:szCs w:val="28"/>
-        </w:rPr>
-      </w:pPr>
-    </w:p>
-    <w:p>
-      <w:pPr>
-        <w:rPr>
-          <w:rFonts w:ascii="Bahnschrift" w:hAnsi="Bahnschrift"/>
-          <w:sz w:val="28"/>
-          <w:szCs w:val="28"/>
-        </w:rPr>
-      </w:pPr>
-      <w:r>
-        <w:rPr>
-          <w:rFonts w:ascii="Bahnschrift" w:hAnsi="Bahnschrift"/>
-          <w:sz w:val="28"/>
-          <w:szCs w:val="28"/>
-        </w:rPr>
-        <w:t>Method: DELETE</w:t>
-      </w:r>
-    </w:p>
-    <w:p>
-      <w:pPr>
-        <w:rPr>
-          <w:rFonts w:ascii="Bahnschrift" w:hAnsi="Bahnschrift"/>
-          <w:sz w:val="28"/>
-          <w:szCs w:val="28"/>
-        </w:rPr>
-      </w:pPr>
-      <w:r>
-        <w:rPr>
-          <w:rFonts w:ascii="Bahnschrift" w:hAnsi="Bahnschrift"/>
-          <w:sz w:val="28"/>
-          <w:szCs w:val="28"/>
-        </w:rPr>
-        <w:lastRenderedPageBreak/>
-        <w:t>URL: http://localhost:5000/api/notes/:id</w:t>
-      </w:r>
-    </w:p>
-    <w:p>
-      <w:pPr>
-        <w:rPr>
-          <w:rFonts w:ascii="Bahnschrift" w:hAnsi="Bahnschrift"/>
-          <w:sz w:val="28"/>
-          <w:szCs w:val="28"/>
-        </w:rPr>
-      </w:pPr>
-      <w:r>
-        <w:rPr>
-          <w:rFonts w:ascii="Bahnschrift" w:hAnsi="Bahnschrift"/>
-          <w:sz w:val="28"/>
-          <w:szCs w:val="28"/>
-        </w:rPr>
-        <w:t>Authorization: Bearer Token</w:t>
-      </w:r>
-    </w:p>
-    <w:p>
-      <w:pPr>
-        <w:rPr>
-          <w:rFonts w:ascii="Bahnschrift" w:hAnsi="Bahnschrift"/>
-          <w:sz w:val="28"/>
-          <w:szCs w:val="28"/>
-        </w:rPr>
-      </w:pPr>
-      <w:r>
-        <w:rPr>
-          <w:rFonts w:ascii="Bahnschrift" w:hAnsi="Bahnschrift"/>
-          <w:sz w:val="28"/>
-          <w:szCs w:val="28"/>
-        </w:rPr>
-        <w:t>No body needed</w:t>
-      </w:r>
-    </w:p>
-    <w:p>
-      <w:pPr>
-        <w:rPr>
-          <w:rFonts w:ascii="Bahnschrift" w:hAnsi="Bahnschrift"/>
-          <w:sz w:val="28"/>
-          <w:szCs w:val="28"/>
-        </w:rPr>
-      </w:pPr>
-    </w:p>
-    <w:p>
-      <w:pPr>
-        <w:rPr>
-          <w:rFonts w:ascii="Bahnschrift" w:hAnsi="Bahnschrift"/>
-          <w:sz w:val="28"/>
-          <w:szCs w:val="28"/>
-        </w:rPr>
-      </w:pPr>
-    </w:p>
-    <w:p>
-      <w:pPr>
         <w:spacing w:before="100" w:beforeAutospacing="1" w:after="100" w:afterAutospacing="1" w:line="240" w:lineRule="auto"/>
         <w:rPr>
           <w:rFonts w:ascii="Times New Roman" w:eastAsia="Times New Roman" w:hAnsi="Times New Roman" w:cs="Times New Roman"/>
@@ -3285,6 +2406,7 @@
           <w:szCs w:val="24"/>
         </w:rPr>
       </w:pPr>
+      <w:bookmarkStart w:id="0" w:name="_GoBack"/>
       <w:r>
         <w:rPr>
           <w:rFonts w:ascii="Times New Roman" w:eastAsia="Times New Roman" w:hAnsi="Times New Roman" w:cs="Times New Roman"/>
@@ -4044,7 +3166,6 @@
           <w:sz w:val="24"/>
           <w:szCs w:val="24"/>
         </w:rPr>
-        <w:lastRenderedPageBreak/>
         <w:t xml:space="preserve">URL: </w:t>
       </w:r>
       <w:r>
@@ -4129,6 +3250,7 @@
           <w:sz w:val="24"/>
           <w:szCs w:val="24"/>
         </w:rPr>
+        <w:lastRenderedPageBreak/>
         <w:t xml:space="preserve">20. Get All Incomplete </w:t>
       </w:r>
       <w:proofErr w:type="spellStart"/>
@@ -4282,8 +3404,6 @@
         </w:rPr>
         <w:t>Todo</w:t>
       </w:r>
-      <w:bookmarkStart w:id="0" w:name="_GoBack"/>
-      <w:bookmarkEnd w:id="0"/>
       <w:proofErr w:type="spellEnd"/>
     </w:p>
     <w:p>
@@ -4635,7 +3755,6 @@
           <w:sz w:val="20"/>
           <w:szCs w:val="20"/>
         </w:rPr>
-        <w:lastRenderedPageBreak/>
         <w:t xml:space="preserve">  </w:t>
       </w:r>
       <w:r>
@@ -4995,6 +4114,7 @@
           <w:sz w:val="24"/>
           <w:szCs w:val="24"/>
         </w:rPr>
+        <w:lastRenderedPageBreak/>
         <w:t xml:space="preserve">URL: </w:t>
       </w:r>
       <w:r>
@@ -5208,6 +4328,7 @@
         <w:t>No body needed</w:t>
       </w:r>
     </w:p>
+    <w:bookmarkEnd w:id="0"/>
     <w:p>
       <w:pPr>
         <w:rPr>
